--- a/4. Project Planning Phase/Planning Logic.docx
+++ b/4. Project Planning Phase/Planning Logic.docx
@@ -179,7 +179,7 @@
                 <w:sz w:val="19"/>
                 <w:szCs w:val="19"/>
               </w:rPr>
-              <w:t xml:space="preserve">SWTID-2026-8273</w:t>
+              <w:t xml:space="preserve">SWUID2026286057</w:t>
             </w:r>
           </w:p>
         </w:tc>
